--- a/数字电子技术/PPT课程复习网站搭建-通用工作流.docx
+++ b/数字电子技术/PPT课程复习网站搭建-通用工作流.docx
@@ -474,6 +474,248 @@
         <w:t>章节间提供上下页导航链接</w:t>
       </w:r>
     </w:p>
+    <w:p/>
+    <w:p>
+      <w:r>
+        <w:rPr>
+          <w:b/>
+        </w:rPr>
+        <w:t>HTML重建规范（关键）：</w:t>
+      </w:r>
+    </w:p>
+    <w:p/>
+    <w:p>
+      <w:r>
+        <w:rPr>
+          <w:b/>
+        </w:rPr>
+        <w:t>1. 表格重建：</w:t>
+      </w:r>
+      <w:r>
+        <w:t>PPT提取出的表格通常是管道分隔的纯文本：</w:t>
+      </w:r>
+    </w:p>
+    <w:p>
+      <w:pPr>
+        <w:pStyle w:val="NoSpacing"/>
+      </w:pPr>
+      <w:r>
+        <w:t>清零 | 预置 | 使能 | 时钟 | 输出</w:t>
+      </w:r>
+    </w:p>
+    <w:p>
+      <w:pPr>
+        <w:pStyle w:val="NoSpacing"/>
+      </w:pPr>
+      <w:r>
+        <w:t>L   | ×   | ×   | ×   | L L L L</w:t>
+      </w:r>
+    </w:p>
+    <w:p/>
+    <w:p>
+      <w:r>
+        <w:rPr>
+          <w:b/>
+        </w:rPr>
+        <w:t>处理方法：</w:t>
+      </w:r>
+    </w:p>
+    <w:p>
+      <w:r>
+        <w:t>识别表头行和数�的行，手动重建为 &lt;table&gt;</w:t>
+      </w:r>
+    </w:p>
+    <w:p>
+      <w:r>
+        <w:t>表头用 &lt;th&gt;，数据行用 &lt;td&gt;，对齐用 text-align: center</w:t>
+      </w:r>
+    </w:p>
+    <w:p>
+      <w:r>
+        <w:t>功能表逻辑：H=高电平 L=低电平 ×=任意 ↑=上升沿</w:t>
+      </w:r>
+    </w:p>
+    <w:p/>
+    <w:p>
+      <w:r>
+        <w:rPr>
+          <w:b/>
+        </w:rPr>
+        <w:t>2. 上下标处理：</w:t>
+      </w:r>
+      <w:r>
+        <w:t>PPT文本中的VGS、2n等写法，需根据上下文还原为正确的上下标：</w:t>
+      </w:r>
+    </w:p>
+    <w:p>
+      <w:pPr>
+        <w:pStyle w:val="ListBullet"/>
+      </w:pPr>
+      <w:r>
+        <w:t>文本"VGS" → HTML: v&lt;sub&gt;GS&lt;/sub&gt; （GS是下标）</w:t>
+      </w:r>
+    </w:p>
+    <w:p>
+      <w:pPr>
+        <w:pStyle w:val="ListBullet"/>
+      </w:pPr>
+      <w:r>
+        <w:t>文本"2n"  → HTML: 2&lt;sup&gt;n&lt;/sup&gt; （n是上标）</w:t>
+      </w:r>
+    </w:p>
+    <w:p>
+      <w:pPr>
+        <w:pStyle w:val="ListBullet"/>
+      </w:pPr>
+      <w:r>
+        <w:t>文本"VREF" → HTML: V&lt;sub&gt;REF&lt;/sub&gt; （REF是下标）</w:t>
+      </w:r>
+    </w:p>
+    <w:p>
+      <w:pPr>
+        <w:pStyle w:val="ListBullet"/>
+      </w:pPr>
+      <w:r>
+        <w:t>文本"VDD" → HTML: V&lt;sub&gt;DD&lt;/sub&gt;</w:t>
+      </w:r>
+    </w:p>
+    <w:p>
+      <w:pPr>
+        <w:pStyle w:val="ListBullet"/>
+      </w:pPr>
+      <w:r>
+        <w:t>文本"Qn+1" → HTML: Q&lt;sub&gt;n+1&lt;/sub&gt;</w:t>
+      </w:r>
+    </w:p>
+    <w:p>
+      <w:pPr>
+        <w:pStyle w:val="ListBullet"/>
+      </w:pPr>
+      <w:r>
+        <w:t>文本"VOH(min)" → HTML: V&lt;sub&gt;OH&lt;/sub&gt;(min)</w:t>
+      </w:r>
+    </w:p>
+    <w:p>
+      <w:pPr>
+        <w:pStyle w:val="ListBullet"/>
+      </w:pPr>
+      <w:r>
+        <w:t>文本"VIL(max)" → HTML: V&lt;sub&gt;IL&lt;/sub&gt;(max)</w:t>
+      </w:r>
+    </w:p>
+    <w:p/>
+    <w:p>
+      <w:r>
+        <w:rPr>
+          <w:b/>
+        </w:rPr>
+        <w:t>判断依据：</w:t>
+      </w:r>
+      <w:r>
+        <w:t>大写字母组合跟在V/I/Q等后面 → 下标；数字/变量跟在幂次后面 → 上标；括号内容如(min)/(max) → 正常文本。</w:t>
+      </w:r>
+    </w:p>
+    <w:p/>
+    <w:p>
+      <w:r>
+        <w:rPr>
+          <w:b/>
+        </w:rPr>
+        <w:t>3. 公式呈现：</w:t>
+      </w:r>
+      <w:r>
+        <w:t>提取文本中的公式如 tw=RC1n3≈1.1RC，手动格式化为：</w:t>
+      </w:r>
+    </w:p>
+    <w:p>
+      <w:pPr>
+        <w:pStyle w:val="ListBullet"/>
+      </w:pPr>
+      <w:r>
+        <w:t>使用 div.formula 居中展示</w:t>
+      </w:r>
+    </w:p>
+    <w:p>
+      <w:pPr>
+        <w:pStyle w:val="ListBullet"/>
+      </w:pPr>
+      <w:r>
+        <w:t>变量用 &lt;i&gt; 斜体或直接文本</w:t>
+      </w:r>
+    </w:p>
+    <w:p>
+      <w:pPr>
+        <w:pStyle w:val="ListBullet"/>
+      </w:pPr>
+      <w:r>
+        <w:t>约等号≈、乘号×、箭头→等保留原符号</w:t>
+      </w:r>
+    </w:p>
+    <w:p>
+      <w:pPr>
+        <w:pStyle w:val="ListBullet"/>
+      </w:pPr>
+      <w:r>
+        <w:t>关键公式用 .highlight 黄色高亮框突出</w:t>
+      </w:r>
+    </w:p>
+    <w:p/>
+    <w:p>
+      <w:r>
+        <w:rPr>
+          <w:b/>
+        </w:rPr>
+        <w:t>4. CSS类名规范：</w:t>
+      </w:r>
+    </w:p>
+    <w:p>
+      <w:pPr>
+        <w:pStyle w:val="ListBullet"/>
+      </w:pPr>
+      <w:r>
+        <w:t>.def-box — 定义/概念高亮框（浅灰背景）</w:t>
+      </w:r>
+    </w:p>
+    <w:p>
+      <w:pPr>
+        <w:pStyle w:val="ListBullet"/>
+      </w:pPr>
+      <w:r>
+        <w:t>.highlight — 重要提示（黄色背景+左侧黄边）</w:t>
+      </w:r>
+    </w:p>
+    <w:p>
+      <w:pPr>
+        <w:pStyle w:val="ListBullet"/>
+      </w:pPr>
+      <w:r>
+        <w:t>.formula — 居中公式展示</w:t>
+      </w:r>
+    </w:p>
+    <w:p>
+      <w:pPr>
+        <w:pStyle w:val="ListBullet"/>
+      </w:pPr>
+      <w:r>
+        <w:t>.tag-xxx — 芯片/技术标签（如 .tag-rom .tag-adc）</w:t>
+      </w:r>
+    </w:p>
+    <w:p>
+      <w:pPr>
+        <w:pStyle w:val="ListBullet"/>
+      </w:pPr>
+      <w:r>
+        <w:t>.compare-grid + .compare-card — 对比卡片网格</w:t>
+      </w:r>
+    </w:p>
+    <w:p>
+      <w:pPr>
+        <w:pStyle w:val="ListBullet"/>
+      </w:pPr>
+      <w:r>
+        <w:t>table + th/td — 功能表/真值表</w:t>
+      </w:r>
+    </w:p>
     <w:p>
       <w:pPr>
         <w:pStyle w:val="Heading2"/>

--- a/数字电子技术/PPT课程复习网站搭建-通用工作流.docx
+++ b/数字电子技术/PPT课程复习网站搭建-通用工作流.docx
@@ -373,6 +373,64 @@
       </w:pPr>
       <w:r>
         <w:t>按章节组织，导航清晰，可扩展</w:t>
+      </w:r>
+    </w:p>
+    <w:p>
+      <w:r>
+        <w:rPr>
+          <w:b/>
+          <w:color w:val="C0392B"/>
+        </w:rPr>
+        <w:br/>
+        <w:t>⚠️ 核心原则（重中之重）：</w:t>
+      </w:r>
+    </w:p>
+    <w:p>
+      <w:r>
+        <w:rPr>
+          <w:b/>
+        </w:rPr>
+        <w:t>每个章节的知识点都必须人工理解PPT原文后手动精写，绝不能用脚本批量生成。</w:t>
+      </w:r>
+    </w:p>
+    <w:p>
+      <w:pPr>
+        <w:pStyle w:val="ListNumber"/>
+      </w:pPr>
+      <w:r>
+        <w:t>通读该章所有PPT提取文本，理解知识结构和逻辑关系</w:t>
+      </w:r>
+    </w:p>
+    <w:p>
+      <w:pPr>
+        <w:pStyle w:val="ListNumber"/>
+      </w:pPr>
+      <w:r>
+        <w:t>筛选出核心概念、定义、公式、功能表，舍弃无关细节</w:t>
+      </w:r>
+    </w:p>
+    <w:p>
+      <w:pPr>
+        <w:pStyle w:val="ListNumber"/>
+      </w:pPr>
+      <w:r>
+        <w:t>用自己的语言组织，但关键术语和定义必须贴近PPT原话</w:t>
+      </w:r>
+    </w:p>
+    <w:p>
+      <w:pPr>
+        <w:pStyle w:val="ListNumber"/>
+      </w:pPr>
+      <w:r>
+        <w:t>判断哪些内容需要上下标、表格、高亮框等特殊格式</w:t>
+      </w:r>
+    </w:p>
+    <w:p>
+      <w:pPr>
+        <w:pStyle w:val="ListNumber"/>
+      </w:pPr>
+      <w:r>
+        <w:t>手动编写HTML，每个章节单独打磨</w:t>
       </w:r>
     </w:p>
     <w:p>

--- a/数字电子技术/PPT课程复习网站搭建-通用工作流.docx
+++ b/数字电子技术/PPT课程复习网站搭建-通用工作流.docx
@@ -81,7 +81,7 @@
         <w:pStyle w:val="Heading2"/>
       </w:pPr>
       <w:r>
-        <w:t>Step 1 — 提取 PPT 文字内容</w:t>
+        <w:t>Step 1 — 提取PPT文字</w:t>
       </w:r>
     </w:p>
     <w:p>
@@ -141,6 +141,461 @@
       </w:pPr>
       <w:r>
         <w:t>可设置过滤规则：如跳过重复文件、(2)副本等</w:t>
+      </w:r>
+    </w:p>
+    <w:p>
+      <w:r>
+        <w:rPr>
+          <w:b/>
+        </w:rPr>
+        <w:br/>
+        <w:t>⚠️ 乱码修复（重要）：</w:t>
+      </w:r>
+    </w:p>
+    <w:p>
+      <w:r>
+        <w:t>PPT提取的文本中常有PUA私有用字区域乱码。常见乱码及对应正确符号如下：</w:t>
+      </w:r>
+    </w:p>
+    <w:p/>
+    <w:tbl>
+      <w:tblPr>
+        <w:tblStyle w:val="LightGrid-Accent1"/>
+        <w:tblW w:type="auto" w:w="0"/>
+        <w:tblLook w:firstColumn="1" w:firstRow="1" w:lastColumn="0" w:lastRow="0" w:noHBand="0" w:noVBand="1" w:val="04A0"/>
+      </w:tblPr>
+      <w:tblGrid>
+        <w:gridCol w:w="2880"/>
+        <w:gridCol w:w="2880"/>
+        <w:gridCol w:w="2880"/>
+      </w:tblGrid>
+      <w:tr>
+        <w:tc>
+          <w:tcPr>
+            <w:tcW w:type="dxa" w:w="2880"/>
+          </w:tcPr>
+          <w:p>
+            <w:r>
+              <w:t>乱码</w:t>
+            </w:r>
+          </w:p>
+        </w:tc>
+        <w:tc>
+          <w:tcPr>
+            <w:tcW w:type="dxa" w:w="2880"/>
+          </w:tcPr>
+          <w:p>
+            <w:r>
+              <w:t>正确</w:t>
+            </w:r>
+          </w:p>
+        </w:tc>
+        <w:tc>
+          <w:tcPr>
+            <w:tcW w:type="dxa" w:w="2880"/>
+          </w:tcPr>
+          <w:p>
+            <w:r>
+              <w:t>含义</w:t>
+            </w:r>
+          </w:p>
+        </w:tc>
+      </w:tr>
+      <w:tr>
+        <w:tc>
+          <w:tcPr>
+            <w:tcW w:type="dxa" w:w="2880"/>
+          </w:tcPr>
+          <w:p>
+            <w:r>
+              <w:t>U+F0B4</w:t>
+            </w:r>
+          </w:p>
+        </w:tc>
+        <w:tc>
+          <w:tcPr>
+            <w:tcW w:type="dxa" w:w="2880"/>
+          </w:tcPr>
+          <w:p>
+            <w:r>
+              <w:t>×</w:t>
+            </w:r>
+          </w:p>
+        </w:tc>
+        <w:tc>
+          <w:tcPr>
+            <w:tcW w:type="dxa" w:w="2880"/>
+          </w:tcPr>
+          <w:p>
+            <w:r>
+              <w:t>乘号</w:t>
+            </w:r>
+          </w:p>
+        </w:tc>
+      </w:tr>
+      <w:tr>
+        <w:tc>
+          <w:tcPr>
+            <w:tcW w:type="dxa" w:w="2880"/>
+          </w:tcPr>
+          <w:p>
+            <w:r>
+              <w:t>U+F02D</w:t>
+            </w:r>
+          </w:p>
+        </w:tc>
+        <w:tc>
+          <w:tcPr>
+            <w:tcW w:type="dxa" w:w="2880"/>
+          </w:tcPr>
+          <w:p>
+            <w:r>
+              <w:t>−</w:t>
+            </w:r>
+          </w:p>
+        </w:tc>
+        <w:tc>
+          <w:tcPr>
+            <w:tcW w:type="dxa" w:w="2880"/>
+          </w:tcPr>
+          <w:p>
+            <w:r>
+              <w:t>减号/负号</w:t>
+            </w:r>
+          </w:p>
+        </w:tc>
+      </w:tr>
+      <w:tr>
+        <w:tc>
+          <w:tcPr>
+            <w:tcW w:type="dxa" w:w="2880"/>
+          </w:tcPr>
+          <w:p>
+            <w:r>
+              <w:t>U+F0AE</w:t>
+            </w:r>
+          </w:p>
+        </w:tc>
+        <w:tc>
+          <w:tcPr>
+            <w:tcW w:type="dxa" w:w="2880"/>
+          </w:tcPr>
+          <w:p>
+            <w:r>
+              <w:t>→</w:t>
+            </w:r>
+          </w:p>
+        </w:tc>
+        <w:tc>
+          <w:tcPr>
+            <w:tcW w:type="dxa" w:w="2880"/>
+          </w:tcPr>
+          <w:p>
+            <w:r>
+              <w:t>箭头</w:t>
+            </w:r>
+          </w:p>
+        </w:tc>
+      </w:tr>
+      <w:tr>
+        <w:tc>
+          <w:tcPr>
+            <w:tcW w:type="dxa" w:w="2880"/>
+          </w:tcPr>
+          <w:p>
+            <w:r>
+              <w:t>U+F075</w:t>
+            </w:r>
+          </w:p>
+        </w:tc>
+        <w:tc>
+          <w:tcPr>
+            <w:tcW w:type="dxa" w:w="2880"/>
+          </w:tcPr>
+          <w:p>
+            <w:r>
+              <w:t>v</w:t>
+            </w:r>
+          </w:p>
+        </w:tc>
+        <w:tc>
+          <w:tcPr>
+            <w:tcW w:type="dxa" w:w="2880"/>
+          </w:tcPr>
+          <w:p>
+            <w:r>
+              <w:t>电压变量</w:t>
+            </w:r>
+          </w:p>
+        </w:tc>
+      </w:tr>
+      <w:tr>
+        <w:tc>
+          <w:tcPr>
+            <w:tcW w:type="dxa" w:w="2880"/>
+          </w:tcPr>
+          <w:p>
+            <w:r>
+              <w:t>U+F0A3</w:t>
+            </w:r>
+          </w:p>
+        </w:tc>
+        <w:tc>
+          <w:tcPr>
+            <w:tcW w:type="dxa" w:w="2880"/>
+          </w:tcPr>
+          <w:p>
+            <w:r>
+              <w:t>≤</w:t>
+            </w:r>
+          </w:p>
+        </w:tc>
+        <w:tc>
+          <w:tcPr>
+            <w:tcW w:type="dxa" w:w="2880"/>
+          </w:tcPr>
+          <w:p>
+            <w:r>
+              <w:t>小于等于</w:t>
+            </w:r>
+          </w:p>
+        </w:tc>
+      </w:tr>
+      <w:tr>
+        <w:tc>
+          <w:tcPr>
+            <w:tcW w:type="dxa" w:w="2880"/>
+          </w:tcPr>
+          <w:p>
+            <w:r>
+              <w:t>U+F0BB</w:t>
+            </w:r>
+          </w:p>
+        </w:tc>
+        <w:tc>
+          <w:tcPr>
+            <w:tcW w:type="dxa" w:w="2880"/>
+          </w:tcPr>
+          <w:p>
+            <w:r>
+              <w:t>≠</w:t>
+            </w:r>
+          </w:p>
+        </w:tc>
+        <w:tc>
+          <w:tcPr>
+            <w:tcW w:type="dxa" w:w="2880"/>
+          </w:tcPr>
+          <w:p>
+            <w:r>
+              <w:t>不等于</w:t>
+            </w:r>
+          </w:p>
+        </w:tc>
+      </w:tr>
+      <w:tr>
+        <w:tc>
+          <w:tcPr>
+            <w:tcW w:type="dxa" w:w="2880"/>
+          </w:tcPr>
+          <w:p>
+            <w:r>
+              <w:t>U+F0C5</w:t>
+            </w:r>
+          </w:p>
+        </w:tc>
+        <w:tc>
+          <w:tcPr>
+            <w:tcW w:type="dxa" w:w="2880"/>
+          </w:tcPr>
+          <w:p>
+            <w:r>
+              <w:t>⊕</w:t>
+            </w:r>
+          </w:p>
+        </w:tc>
+        <w:tc>
+          <w:tcPr>
+            <w:tcW w:type="dxa" w:w="2880"/>
+          </w:tcPr>
+          <w:p>
+            <w:r>
+              <w:t>异或</w:t>
+            </w:r>
+          </w:p>
+        </w:tc>
+      </w:tr>
+      <w:tr>
+        <w:tc>
+          <w:tcPr>
+            <w:tcW w:type="dxa" w:w="2880"/>
+          </w:tcPr>
+          <w:p>
+            <w:r>
+              <w:t>U+F0D7</w:t>
+            </w:r>
+          </w:p>
+        </w:tc>
+        <w:tc>
+          <w:tcPr>
+            <w:tcW w:type="dxa" w:w="2880"/>
+          </w:tcPr>
+          <w:p>
+            <w:r>
+              <w:t>·</w:t>
+            </w:r>
+          </w:p>
+        </w:tc>
+        <w:tc>
+          <w:tcPr>
+            <w:tcW w:type="dxa" w:w="2880"/>
+          </w:tcPr>
+          <w:p>
+            <w:r>
+              <w:t>点乘</w:t>
+            </w:r>
+          </w:p>
+        </w:tc>
+      </w:tr>
+      <w:tr>
+        <w:tc>
+          <w:tcPr>
+            <w:tcW w:type="dxa" w:w="2880"/>
+          </w:tcPr>
+          <w:p>
+            <w:r>
+              <w:t>U+F06D</w:t>
+            </w:r>
+          </w:p>
+        </w:tc>
+        <w:tc>
+          <w:tcPr>
+            <w:tcW w:type="dxa" w:w="2880"/>
+          </w:tcPr>
+          <w:p>
+            <w:r>
+              <w:t>μ</w:t>
+            </w:r>
+          </w:p>
+        </w:tc>
+        <w:tc>
+          <w:tcPr>
+            <w:tcW w:type="dxa" w:w="2880"/>
+          </w:tcPr>
+          <w:p>
+            <w:r>
+              <w:t>微</w:t>
+            </w:r>
+          </w:p>
+        </w:tc>
+      </w:tr>
+      <w:tr>
+        <w:tc>
+          <w:tcPr>
+            <w:tcW w:type="dxa" w:w="2880"/>
+          </w:tcPr>
+          <w:p>
+            <w:r>
+              <w:t>U+F074</w:t>
+            </w:r>
+          </w:p>
+        </w:tc>
+        <w:tc>
+          <w:tcPr>
+            <w:tcW w:type="dxa" w:w="2880"/>
+          </w:tcPr>
+          <w:p>
+            <w:r>
+              <w:t>τ</w:t>
+            </w:r>
+          </w:p>
+        </w:tc>
+        <w:tc>
+          <w:tcPr>
+            <w:tcW w:type="dxa" w:w="2880"/>
+          </w:tcPr>
+          <w:p>
+            <w:r>
+              <w:t>时间常数</w:t>
+            </w:r>
+          </w:p>
+        </w:tc>
+      </w:tr>
+      <w:tr>
+        <w:tc>
+          <w:tcPr>
+            <w:tcW w:type="dxa" w:w="2880"/>
+          </w:tcPr>
+          <w:p>
+            <w:r>
+              <w:t>U+F057</w:t>
+            </w:r>
+          </w:p>
+        </w:tc>
+        <w:tc>
+          <w:tcPr>
+            <w:tcW w:type="dxa" w:w="2880"/>
+          </w:tcPr>
+          <w:p>
+            <w:r>
+              <w:t>Ω</w:t>
+            </w:r>
+          </w:p>
+        </w:tc>
+        <w:tc>
+          <w:tcPr>
+            <w:tcW w:type="dxa" w:w="2880"/>
+          </w:tcPr>
+          <w:p>
+            <w:r>
+              <w:t>欧姆</w:t>
+            </w:r>
+          </w:p>
+        </w:tc>
+      </w:tr>
+      <w:tr>
+        <w:tc>
+          <w:tcPr>
+            <w:tcW w:type="dxa" w:w="2880"/>
+          </w:tcPr>
+          <w:p>
+            <w:r>
+              <w:t>U+F0A5</w:t>
+            </w:r>
+          </w:p>
+        </w:tc>
+        <w:tc>
+          <w:tcPr>
+            <w:tcW w:type="dxa" w:w="2880"/>
+          </w:tcPr>
+          <w:p>
+            <w:r>
+              <w:t>∞</w:t>
+            </w:r>
+          </w:p>
+        </w:tc>
+        <w:tc>
+          <w:tcPr>
+            <w:tcW w:type="dxa" w:w="2880"/>
+          </w:tcPr>
+          <w:p>
+            <w:r>
+              <w:t>无穷</w:t>
+            </w:r>
+          </w:p>
+        </w:tc>
+      </w:tr>
+    </w:tbl>
+    <w:p/>
+    <w:p>
+      <w:r>
+        <w:rPr>
+          <w:b/>
+        </w:rPr>
+        <w:t>修复方法：</w:t>
+      </w:r>
+      <w:r>
+        <w:t>编写脚本按 Unicode 码点扫描替换，不能靠直接复制文本。</w:t>
       </w:r>
     </w:p>
     <w:p>
@@ -723,6 +1178,96 @@
         <w:rPr>
           <w:b/>
         </w:rPr>
+        <w:t>5. 导航一致性规范：</w:t>
+      </w:r>
+    </w:p>
+    <w:p>
+      <w:pPr>
+        <w:pStyle w:val="ListBullet"/>
+      </w:pPr>
+      <w:r>
+        <w:t>导航链必须完整闭环：首页 → ch01 → ch02 → ... → chN → 芯片专题 → 首页</w:t>
+      </w:r>
+    </w:p>
+    <w:p>
+      <w:pPr>
+        <w:pStyle w:val="ListBullet"/>
+      </w:pPr>
+      <w:r>
+        <w:t>每页必须有两个导航区：顶部粘性栏（topbar）和底部导航区（nav-links）</w:t>
+      </w:r>
+    </w:p>
+    <w:p>
+      <w:pPr>
+        <w:pStyle w:val="ListBullet"/>
+      </w:pPr>
+      <w:r>
+        <w:t>顶部导航：简洁格式 "← 第N章" / "第M章 →"</w:t>
+      </w:r>
+    </w:p>
+    <w:p>
+      <w:pPr>
+        <w:pStyle w:val="ListBullet"/>
+      </w:pPr>
+      <w:r>
+        <w:t>底部导航：完整格式 "← 第N章 完整章节名" / "第M章 完整章节名 →"</w:t>
+      </w:r>
+    </w:p>
+    <w:p>
+      <w:pPr>
+        <w:pStyle w:val="ListBullet"/>
+      </w:pPr>
+      <w:r>
+        <w:t>方向符号统一：← 表示上一页/返回，→ 表示下一页</w:t>
+      </w:r>
+    </w:p>
+    <w:p>
+      <w:pPr>
+        <w:pStyle w:val="ListBullet"/>
+      </w:pPr>
+      <w:r>
+        <w:t>每页右下角加悬浮返回顶部按钮 ↑ (class: back2top)</w:t>
+      </w:r>
+    </w:p>
+    <w:p/>
+    <w:p>
+      <w:r>
+        <w:rPr>
+          <w:b/>
+        </w:rPr>
+        <w:t>6. 章节生成策略：</w:t>
+      </w:r>
+    </w:p>
+    <w:p>
+      <w:pPr>
+        <w:pStyle w:val="ListBullet"/>
+      </w:pPr>
+      <w:r>
+        <w:t>禁止用脚本自动批量生成章节内容</w:t>
+      </w:r>
+    </w:p>
+    <w:p>
+      <w:pPr>
+        <w:pStyle w:val="ListBullet"/>
+      </w:pPr>
+      <w:r>
+        <w:t>每个章节必须人工通读PPT原文 → 理解知识结构 → 筛选核心概念 → 手动编写HTML</w:t>
+      </w:r>
+    </w:p>
+    <w:p>
+      <w:pPr>
+        <w:pStyle w:val="ListBullet"/>
+      </w:pPr>
+      <w:r>
+        <w:t>脚本仅辅助生成页面框架（导航/样式），内容仍需手动填入</w:t>
+      </w:r>
+    </w:p>
+    <w:p/>
+    <w:p>
+      <w:r>
+        <w:rPr>
+          <w:b/>
+        </w:rPr>
         <w:t>4. CSS类名规范：</w:t>
       </w:r>
     </w:p>

--- a/数字电子技术/PPT课程复习网站搭建-通用工作流.docx
+++ b/数字电子技术/PPT课程复习网站搭建-通用工作流.docx
@@ -1320,6 +1320,71 @@
       </w:r>
     </w:p>
     <w:p>
+      <w:r>
+        <w:rPr>
+          <w:b/>
+        </w:rPr>
+        <w:t>验证流程：</w:t>
+      </w:r>
+    </w:p>
+    <w:p>
+      <w:pPr>
+        <w:pStyle w:val="ListNumber"/>
+      </w:pPr>
+      <w:r>
+        <w:t>审查所有公式推导是否正确（如555定时器t&lt;0.7RC、tw&lt;1.1RC等）</w:t>
+      </w:r>
+    </w:p>
+    <w:p>
+      <w:pPr>
+        <w:pStyle w:val="ListNumber"/>
+      </w:pPr>
+      <w:r>
+        <w:t>核对功能表/真值表的每个输入输出组合是否与芯片datasheet一致</w:t>
+      </w:r>
+    </w:p>
+    <w:p>
+      <w:pPr>
+        <w:pStyle w:val="ListNumber"/>
+      </w:pPr>
+      <w:r>
+        <w:t>检查编码表（如BCD码、格雷码）的每一位数值是否正确</w:t>
+      </w:r>
+    </w:p>
+    <w:p>
+      <w:pPr>
+        <w:pStyle w:val="ListNumber"/>
+      </w:pPr>
+      <w:r>
+        <w:t>验证逻辑代数和布尔运算公式是否与教材一致</w:t>
+      </w:r>
+    </w:p>
+    <w:p>
+      <w:pPr>
+        <w:pStyle w:val="ListNumber"/>
+      </w:pPr>
+      <w:r>
+        <w:t>确认芯片引脚编号、逻辑符号、使能端极性等硬件细节准确</w:t>
+      </w:r>
+    </w:p>
+    <w:p>
+      <w:pPr>
+        <w:pStyle w:val="ListNumber"/>
+      </w:pPr>
+      <w:r>
+        <w:t>对不确定的内容联网搜索datasheet或权威资料核实</w:t>
+      </w:r>
+    </w:p>
+    <w:p>
+      <w:pPr>
+        <w:pStyle w:val="ListNumber"/>
+      </w:pPr>
+      <w:r>
+        <w:t>修正所有发现的错误后重新生成页面</w:t>
+      </w:r>
+    </w:p>
+    <w:p/>
+    <w:p>
       <w:pPr>
         <w:pStyle w:val="Heading2"/>
       </w:pPr>

--- a/数字电子技术/PPT课程复习网站搭建-通用工作流.docx
+++ b/数字电子技术/PPT课程复习网站搭建-通用工作流.docx
@@ -1319,6 +1319,71 @@
         <w:t>table + th/td — 功能表/真值表</w:t>
       </w:r>
     </w:p>
+    <w:p/>
+    <w:p>
+      <w:r>
+        <w:rPr>
+          <w:b/>
+        </w:rPr>
+        <w:t>5. 导航系统规范：</w:t>
+      </w:r>
+    </w:p>
+    <w:p>
+      <w:pPr>
+        <w:pStyle w:val="ListNumber"/>
+      </w:pPr>
+      <w:r>
+        <w:t>左侧固定侧边栏（sidebar）：所有页面统一，包含全部章节链接，分组显示</w:t>
+      </w:r>
+    </w:p>
+    <w:p>
+      <w:pPr>
+        <w:pStyle w:val="ListNumber"/>
+      </w:pPr>
+      <w:r>
+        <w:t>侧边栏设计原则：白底、蓝色高亮当前页、悬停灰底、左侧蓝色指示条</w:t>
+      </w:r>
+    </w:p>
+    <w:p>
+      <w:pPr>
+        <w:pStyle w:val="ListNumber"/>
+      </w:pPr>
+      <w:r>
+        <w:t>侧边栏包含：课程名头部 -&gt; 5个分组(基础理论/组合与时序/存储与可编程/脉冲与接口/专题) -&gt; 返回首页</w:t>
+      </w:r>
+    </w:p>
+    <w:p>
+      <w:pPr>
+        <w:pStyle w:val="ListNumber"/>
+      </w:pPr>
+      <w:r>
+        <w:t>顶部粘性栏（topbar）：保留上下章快速跳转 &lt;- 第N章 / 第M章 -&gt;</w:t>
+      </w:r>
+    </w:p>
+    <w:p>
+      <w:pPr>
+        <w:pStyle w:val="ListNumber"/>
+      </w:pPr>
+      <w:r>
+        <w:t>底部不再放置导航按钮，避免冗余</w:t>
+      </w:r>
+    </w:p>
+    <w:p>
+      <w:pPr>
+        <w:pStyle w:val="ListNumber"/>
+      </w:pPr>
+      <w:r>
+        <w:t>移动端（&lt;768px）自动隐藏侧边栏</w:t>
+      </w:r>
+    </w:p>
+    <w:p>
+      <w:pPr>
+        <w:pStyle w:val="ListNumber"/>
+      </w:pPr>
+      <w:r>
+        <w:t>页脚统一简洁：仅显示"华中科技大学《数字电子技术基础》"</w:t>
+      </w:r>
+    </w:p>
     <w:p>
       <w:r>
         <w:rPr>
